--- a/PW1/readme.md/Atividade 02 - Tipográfia Alunos.docx
+++ b/PW1/readme.md/Atividade 02 - Tipográfia Alunos.docx
@@ -151,14 +151,7 @@
           <w:sz w:val="24"/>
           <w:szCs w:val="24"/>
         </w:rPr>
-        <w:t>são caracterizadas por pequenos traços, rabiscos ou prolongamentos nas ext</w:t>
-      </w:r>
-      <w:r>
-        <w:rPr>
-          <w:sz w:val="24"/>
-          <w:szCs w:val="24"/>
-        </w:rPr>
-        <w:t>remidades das hastes das letras, com estética clássica</w:t>
+        <w:t>são caracterizadas por pequenos traços, rabiscos ou prolongamentos nas extremidades das hastes das letras, com estética clássica</w:t>
       </w:r>
       <w:r>
         <w:t>.</w:t>
@@ -201,35 +194,7 @@
           <w:sz w:val="24"/>
           <w:szCs w:val="24"/>
         </w:rPr>
-        <w:t>Times New Roman</w:t>
-      </w:r>
-      <w:r>
-        <w:rPr>
-          <w:sz w:val="24"/>
-          <w:szCs w:val="24"/>
-        </w:rPr>
-        <w:t xml:space="preserve">, </w:t>
-      </w:r>
-      <w:r>
-        <w:rPr>
-          <w:sz w:val="24"/>
-          <w:szCs w:val="24"/>
-        </w:rPr>
-        <w:t>Bodoni</w:t>
-      </w:r>
-      <w:r>
-        <w:rPr>
-          <w:sz w:val="24"/>
-          <w:szCs w:val="24"/>
-        </w:rPr>
-        <w:t xml:space="preserve">, </w:t>
-      </w:r>
-      <w:r>
-        <w:rPr>
-          <w:sz w:val="24"/>
-          <w:szCs w:val="24"/>
-        </w:rPr>
-        <w:t>Georgia</w:t>
+        <w:t>Times New Roman, Bodoni, Georgia</w:t>
       </w:r>
     </w:p>
     <w:p>
@@ -293,14 +258,7 @@
           <w:sz w:val="24"/>
           <w:szCs w:val="24"/>
         </w:rPr>
-        <w:t>são caracterizadas pela ausência de pequenos traços, serifas ou "pezinhos" nas extremidades das letras. Elas possuem uma estética minimalista, limpa e moderna, sendo amplamente utilizadas para transmitir clareza, objetividade e autoridade técnica</w:t>
-      </w:r>
-      <w:r>
-        <w:rPr>
-          <w:sz w:val="24"/>
-          <w:szCs w:val="24"/>
-        </w:rPr>
-        <w:t>.</w:t>
+        <w:t>são caracterizadas pela ausência de pequenos traços, serifas ou "pezinhos" nas extremidades das letras. Elas possuem uma estética minimalista, limpa e moderna, sendo amplamente utilizadas para transmitir clareza, objetividade e autoridade técnica.</w:t>
       </w:r>
     </w:p>
     <w:p>
@@ -319,77 +277,7 @@
           <w:sz w:val="24"/>
           <w:szCs w:val="24"/>
         </w:rPr>
-        <w:t>Telas e Ambiente Digital</w:t>
-      </w:r>
-      <w:r>
-        <w:rPr>
-          <w:sz w:val="24"/>
-          <w:szCs w:val="24"/>
-        </w:rPr>
-        <w:t xml:space="preserve">, </w:t>
-      </w:r>
-      <w:r>
-        <w:rPr>
-          <w:sz w:val="24"/>
-          <w:szCs w:val="24"/>
-        </w:rPr>
-        <w:t>Logotipos e Branding Moderno</w:t>
-      </w:r>
-      <w:r>
-        <w:rPr>
-          <w:sz w:val="24"/>
-          <w:szCs w:val="24"/>
-        </w:rPr>
-        <w:t xml:space="preserve">, </w:t>
-      </w:r>
-      <w:r>
-        <w:rPr>
-          <w:sz w:val="24"/>
-          <w:szCs w:val="24"/>
-        </w:rPr>
-        <w:t>Sinalização e Orientação</w:t>
-      </w:r>
-      <w:r>
-        <w:rPr>
-          <w:sz w:val="24"/>
-          <w:szCs w:val="24"/>
-        </w:rPr>
-        <w:t xml:space="preserve">, </w:t>
-      </w:r>
-      <w:r>
-        <w:rPr>
-          <w:sz w:val="24"/>
-          <w:szCs w:val="24"/>
-        </w:rPr>
-        <w:t>Títulos e Legendas</w:t>
-      </w:r>
-      <w:r>
-        <w:rPr>
-          <w:sz w:val="24"/>
-          <w:szCs w:val="24"/>
-        </w:rPr>
-        <w:t xml:space="preserve">, </w:t>
-      </w:r>
-      <w:r>
-        <w:rPr>
-          <w:sz w:val="24"/>
-          <w:szCs w:val="24"/>
-        </w:rPr>
-        <w:t>Textos Pequenos</w:t>
-      </w:r>
-      <w:r>
-        <w:rPr>
-          <w:sz w:val="24"/>
-          <w:szCs w:val="24"/>
-        </w:rPr>
-        <w:t xml:space="preserve"> e </w:t>
-      </w:r>
-      <w:r>
-        <w:rPr>
-          <w:sz w:val="24"/>
-          <w:szCs w:val="24"/>
-        </w:rPr>
-        <w:t>Setores de Tecnologia e Design</w:t>
+        <w:t>Telas e Ambiente Digital, Logotipos e Branding Moderno, Sinalização e Orientação, Títulos e Legendas, Textos Pequenos e Setores de Tecnologia e Design</w:t>
       </w:r>
     </w:p>
     <w:p>
@@ -479,10 +367,7 @@
       </w:pPr>
       <w:r>
         <w:lastRenderedPageBreak/>
-        <w:t>em cenários que exigem precisão técnica, clareza e alinhamento vertical uniforme</w:t>
-      </w:r>
-      <w:r>
-        <w:t>.</w:t>
+        <w:t>em cenários que exigem precisão técnica, clareza e alinhamento vertical uniforme.</w:t>
       </w:r>
     </w:p>
     <w:p>
@@ -521,14 +406,7 @@
           <w:sz w:val="24"/>
           <w:szCs w:val="24"/>
         </w:rPr>
-        <w:t xml:space="preserve">- </w:t>
-      </w:r>
-      <w:r>
-        <w:rPr>
-          <w:sz w:val="24"/>
-          <w:szCs w:val="24"/>
-        </w:rPr>
-        <w:t>Terminais e Linhas de Comando</w:t>
+        <w:t>- Terminais e Linhas de Comando</w:t>
       </w:r>
     </w:p>
     <w:p>
@@ -544,14 +422,7 @@
           <w:sz w:val="24"/>
           <w:szCs w:val="24"/>
         </w:rPr>
-        <w:t xml:space="preserve">- </w:t>
-      </w:r>
-      <w:r>
-        <w:rPr>
-          <w:sz w:val="24"/>
-          <w:szCs w:val="24"/>
-        </w:rPr>
-        <w:t>Documentos Técnicos e Logs</w:t>
+        <w:t>- Documentos Técnicos e Logs</w:t>
       </w:r>
     </w:p>
     <w:p>
@@ -567,14 +438,7 @@
           <w:sz w:val="24"/>
           <w:szCs w:val="24"/>
         </w:rPr>
-        <w:t xml:space="preserve">- </w:t>
-      </w:r>
-      <w:r>
-        <w:rPr>
-          <w:sz w:val="24"/>
-          <w:szCs w:val="24"/>
-        </w:rPr>
-        <w:t>Design e Branding Moderno</w:t>
+        <w:t>- Design e Branding Moderno</w:t>
       </w:r>
     </w:p>
     <w:p>
@@ -590,14 +454,7 @@
           <w:sz w:val="24"/>
           <w:szCs w:val="24"/>
         </w:rPr>
-        <w:t xml:space="preserve">- </w:t>
-      </w:r>
-      <w:r>
-        <w:rPr>
-          <w:sz w:val="24"/>
-          <w:szCs w:val="24"/>
-        </w:rPr>
-        <w:t>Representação de Dados</w:t>
+        <w:t>- Representação de Dados</w:t>
       </w:r>
     </w:p>
     <w:p>
@@ -743,84 +600,7 @@
           <w:sz w:val="24"/>
           <w:szCs w:val="24"/>
         </w:rPr>
-        <w:t>Convites e Eventos</w:t>
-      </w:r>
-      <w:r>
-        <w:rPr>
-          <w:sz w:val="24"/>
-          <w:szCs w:val="24"/>
-        </w:rPr>
-        <w:t xml:space="preserve">, </w:t>
-      </w:r>
-      <w:r>
-        <w:rPr>
-          <w:sz w:val="24"/>
-          <w:szCs w:val="24"/>
-        </w:rPr>
-        <w:t>Branding e Logotipos</w:t>
-      </w:r>
-      <w:r>
-        <w:rPr>
-          <w:sz w:val="24"/>
-          <w:szCs w:val="24"/>
-        </w:rPr>
-        <w:t xml:space="preserve">, </w:t>
-      </w:r>
-      <w:r>
-        <w:rPr>
-          <w:sz w:val="24"/>
-          <w:szCs w:val="24"/>
-        </w:rPr>
-        <w:t>Embalagens e Rotulagem</w:t>
-      </w:r>
-      <w:r>
-        <w:rPr>
-          <w:sz w:val="24"/>
-          <w:szCs w:val="24"/>
-        </w:rPr>
-        <w:t xml:space="preserve">, </w:t>
-      </w:r>
-      <w:r>
-        <w:rPr>
-          <w:sz w:val="24"/>
-          <w:szCs w:val="24"/>
-        </w:rPr>
-        <w:t>Identidade Visual e Assinaturas</w:t>
-      </w:r>
-      <w:r>
-        <w:rPr>
-          <w:sz w:val="24"/>
-          <w:szCs w:val="24"/>
-        </w:rPr>
-        <w:t xml:space="preserve">, </w:t>
-      </w:r>
-      <w:r>
-        <w:rPr>
-          <w:sz w:val="24"/>
-          <w:szCs w:val="24"/>
-        </w:rPr>
-        <w:t>Cartões e Papelaria</w:t>
-      </w:r>
-      <w:r>
-        <w:rPr>
-          <w:sz w:val="24"/>
-          <w:szCs w:val="24"/>
-        </w:rPr>
-        <w:t xml:space="preserve"> e </w:t>
-      </w:r>
-      <w:r>
-        <w:rPr>
-          <w:sz w:val="24"/>
-          <w:szCs w:val="24"/>
-        </w:rPr>
-        <w:t>Gráficos para Redes Sociais</w:t>
-      </w:r>
-      <w:r>
-        <w:rPr>
-          <w:sz w:val="24"/>
-          <w:szCs w:val="24"/>
-        </w:rPr>
-        <w:t>.</w:t>
+        <w:t>Convites e Eventos, Branding e Logotipos, Embalagens e Rotulagem, Identidade Visual e Assinaturas, Cartões e Papelaria e Gráficos para Redes Sociais.</w:t>
       </w:r>
     </w:p>
     <w:p>
@@ -839,42 +619,7 @@
           <w:sz w:val="24"/>
           <w:szCs w:val="24"/>
         </w:rPr>
-        <w:t>Windsong</w:t>
-      </w:r>
-      <w:r>
-        <w:rPr>
-          <w:sz w:val="24"/>
-          <w:szCs w:val="24"/>
-        </w:rPr>
-        <w:t xml:space="preserve">, </w:t>
-      </w:r>
-      <w:r>
-        <w:rPr>
-          <w:sz w:val="24"/>
-          <w:szCs w:val="24"/>
-        </w:rPr>
-        <w:t>Euphoria Script</w:t>
-      </w:r>
-      <w:r>
-        <w:rPr>
-          <w:sz w:val="24"/>
-          <w:szCs w:val="24"/>
-        </w:rPr>
-        <w:t xml:space="preserve">, </w:t>
-      </w:r>
-      <w:r>
-        <w:rPr>
-          <w:sz w:val="24"/>
-          <w:szCs w:val="24"/>
-        </w:rPr>
-        <w:t>Crawley Script</w:t>
-      </w:r>
-      <w:r>
-        <w:rPr>
-          <w:sz w:val="24"/>
-          <w:szCs w:val="24"/>
-        </w:rPr>
-        <w:t xml:space="preserve"> </w:t>
+        <w:t xml:space="preserve">Windsong, Euphoria Script, Crawley Script </w:t>
       </w:r>
     </w:p>
     <w:p>
@@ -950,14 +695,7 @@
           <w:sz w:val="24"/>
           <w:szCs w:val="24"/>
         </w:rPr>
-        <w:t>t</w:t>
-      </w:r>
-      <w:r>
-        <w:rPr>
-          <w:sz w:val="24"/>
-          <w:szCs w:val="24"/>
-        </w:rPr>
-        <w:t>ipos de letra projetados para uso em tamanhos grandes (títulos, logotipos, cartazes) para causar impacto visual e atrair atenção</w:t>
+        <w:t>tipos de letra projetados para uso em tamanhos grandes (títulos, logotipos, cartazes) para causar impacto visual e atrair atenção</w:t>
       </w:r>
       <w:r>
         <w:rPr>
@@ -979,40 +717,7 @@
         </w:rPr>
       </w:pPr>
       <w:r>
-        <w:t>Títulos e Manchetes</w:t>
-      </w:r>
-      <w:r>
-        <w:t xml:space="preserve">, </w:t>
-      </w:r>
-      <w:r>
-        <w:t>Logotipos e Branding</w:t>
-      </w:r>
-      <w:r>
-        <w:t xml:space="preserve">, </w:t>
-      </w:r>
-      <w:r>
-        <w:t>Cartazes, Pôsteres e Banners</w:t>
-      </w:r>
-      <w:r>
-        <w:t xml:space="preserve">, </w:t>
-      </w:r>
-      <w:r>
-        <w:t>Embalagens de Produtos</w:t>
-      </w:r>
-      <w:r>
-        <w:t xml:space="preserve">, </w:t>
-      </w:r>
-      <w:r>
-        <w:t>Capas de Livros e Álbuns</w:t>
-      </w:r>
-      <w:r>
-        <w:t xml:space="preserve">, </w:t>
-      </w:r>
-      <w:r>
-        <w:t>Conteúdo em Redes Sociais</w:t>
-      </w:r>
-      <w:r>
-        <w:t>.</w:t>
+        <w:t>Títulos e Manchetes, Logotipos e Branding, Cartazes, Pôsteres e Banners, Embalagens de Produtos, Capas de Livros e Álbuns, Conteúdo em Redes Sociais.</w:t>
       </w:r>
     </w:p>
     <w:p>
@@ -1034,15 +739,7 @@
           <w:sz w:val="24"/>
           <w:szCs w:val="24"/>
         </w:rPr>
-        <w:t>Bebas Neue</w:t>
-      </w:r>
-      <w:r>
-        <w:rPr>
-          <w:rFonts w:cstheme="minorHAnsi"/>
-          <w:sz w:val="24"/>
-          <w:szCs w:val="24"/>
-        </w:rPr>
-        <w:t xml:space="preserve">, </w:t>
+        <w:t xml:space="preserve">Bebas Neue, </w:t>
       </w:r>
       <w:r>
         <w:rPr>
@@ -1052,39 +749,21 @@
           <w:sz w:val="24"/>
           <w:szCs w:val="24"/>
         </w:rPr>
-        <w:t>Lobster</w:t>
-      </w:r>
-      <w:r>
-        <w:rPr>
-          <w:rStyle w:val="Forte"/>
+        <w:t>Lobster,</w:t>
+      </w:r>
+      <w:r>
+        <w:rPr>
           <w:rFonts w:cstheme="minorHAnsi"/>
-          <w:b w:val="0"/>
-          <w:sz w:val="24"/>
-          <w:szCs w:val="24"/>
-        </w:rPr>
-        <w:t>,</w:t>
-      </w:r>
-      <w:r>
-        <w:rPr>
-          <w:rFonts w:cstheme="minorHAnsi"/>
-          <w:sz w:val="24"/>
-          <w:szCs w:val="24"/>
-        </w:rPr>
-        <w:t xml:space="preserve"> </w:t>
-      </w:r>
-      <w:r>
-        <w:rPr>
-          <w:rFonts w:cstheme="minorHAnsi"/>
-          <w:sz w:val="24"/>
-          <w:szCs w:val="24"/>
-        </w:rPr>
-        <w:t>Playfair Display</w:t>
+          <w:sz w:val="24"/>
+          <w:szCs w:val="24"/>
+        </w:rPr>
+        <w:t xml:space="preserve"> Playfair Display</w:t>
       </w:r>
     </w:p>
     <w:p>
       <w:r>
         <w:pict w14:anchorId="2BC3D377">
-          <v:rect id="_x0000_i1037" style="width:0;height:1.5pt" o:hralign="center" o:hrstd="t" o:hr="t" fillcolor="#a0a0a0" stroked="f"/>
+          <v:rect id="_x0000_i1030" style="width:0;height:1.5pt" o:hralign="center" o:hrstd="t" o:hr="t" fillcolor="#a0a0a0" stroked="f"/>
         </w:pict>
       </w:r>
     </w:p>
@@ -1185,8 +864,6 @@
         </w:rPr>
         <w:t xml:space="preserve"> </w:t>
       </w:r>
-      <w:bookmarkStart w:id="0" w:name="_GoBack"/>
-      <w:bookmarkEnd w:id="0"/>
     </w:p>
     <w:p>
       <w:pPr>
@@ -1265,6 +942,480 @@
       </w:r>
     </w:p>
     <w:p>
+      <w:pPr>
+        <w:rPr>
+          <w:sz w:val="24"/>
+          <w:szCs w:val="24"/>
+        </w:rPr>
+      </w:pPr>
+    </w:p>
+    <w:p>
+      <w:pPr>
+        <w:pStyle w:val="PargrafodaLista"/>
+        <w:numPr>
+          <w:ilvl w:val="0"/>
+          <w:numId w:val="13"/>
+        </w:numPr>
+        <w:rPr>
+          <w:rFonts w:cstheme="minorHAnsi"/>
+          <w:sz w:val="24"/>
+          <w:szCs w:val="24"/>
+        </w:rPr>
+      </w:pPr>
+      <w:r>
+        <w:rPr>
+          <w:rFonts w:ascii="Times New Roman" w:hAnsi="Times New Roman" w:cs="Times New Roman"/>
+          <w:sz w:val="24"/>
+          <w:szCs w:val="24"/>
+        </w:rPr>
+        <w:t xml:space="preserve">“DESIGN TAMBÉM COMUNICA” </w:t>
+      </w:r>
+      <w:r>
+        <w:rPr>
+          <w:rFonts w:cstheme="minorHAnsi"/>
+          <w:sz w:val="24"/>
+          <w:szCs w:val="24"/>
+        </w:rPr>
+        <w:t>– Serifada</w:t>
+      </w:r>
+    </w:p>
+    <w:p>
+      <w:pPr>
+        <w:ind w:left="1080"/>
+        <w:rPr>
+          <w:rFonts w:cstheme="minorHAnsi"/>
+          <w:sz w:val="24"/>
+          <w:szCs w:val="24"/>
+        </w:rPr>
+      </w:pPr>
+      <w:r>
+        <w:rPr>
+          <w:rFonts w:cstheme="minorHAnsi"/>
+          <w:sz w:val="24"/>
+          <w:szCs w:val="24"/>
+        </w:rPr>
+        <w:t>- sensação : confiabilidade</w:t>
+      </w:r>
+    </w:p>
+    <w:p>
+      <w:pPr>
+        <w:ind w:left="1080"/>
+        <w:rPr>
+          <w:rFonts w:cstheme="minorHAnsi"/>
+          <w:sz w:val="24"/>
+          <w:szCs w:val="24"/>
+        </w:rPr>
+      </w:pPr>
+      <w:r>
+        <w:rPr>
+          <w:rFonts w:cstheme="minorHAnsi"/>
+          <w:sz w:val="24"/>
+          <w:szCs w:val="24"/>
+        </w:rPr>
+        <w:t>- adequação : textos curtos e longos</w:t>
+      </w:r>
+    </w:p>
+    <w:p>
+      <w:pPr>
+        <w:ind w:left="1080"/>
+        <w:rPr>
+          <w:rFonts w:cstheme="minorHAnsi"/>
+          <w:sz w:val="24"/>
+          <w:szCs w:val="24"/>
+        </w:rPr>
+      </w:pPr>
+      <w:r>
+        <w:rPr>
+          <w:rFonts w:cstheme="minorHAnsi"/>
+          <w:sz w:val="24"/>
+          <w:szCs w:val="24"/>
+        </w:rPr>
+        <w:t>- não é ad</w:t>
+      </w:r>
+      <w:r>
+        <w:rPr>
+          <w:rFonts w:cstheme="minorHAnsi"/>
+          <w:sz w:val="24"/>
+          <w:szCs w:val="24"/>
+        </w:rPr>
+        <w:t>e</w:t>
+      </w:r>
+      <w:r>
+        <w:rPr>
+          <w:rFonts w:cstheme="minorHAnsi"/>
+          <w:sz w:val="24"/>
+          <w:szCs w:val="24"/>
+        </w:rPr>
+        <w:t>quada : projetos modernos ou informais</w:t>
+      </w:r>
+    </w:p>
+    <w:p>
+      <w:pPr>
+        <w:ind w:left="1080"/>
+        <w:rPr>
+          <w:sz w:val="24"/>
+          <w:szCs w:val="24"/>
+        </w:rPr>
+      </w:pPr>
+    </w:p>
+    <w:p>
+      <w:pPr>
+        <w:pStyle w:val="PargrafodaLista"/>
+        <w:numPr>
+          <w:ilvl w:val="0"/>
+          <w:numId w:val="13"/>
+        </w:numPr>
+        <w:rPr>
+          <w:sz w:val="24"/>
+          <w:szCs w:val="24"/>
+        </w:rPr>
+      </w:pPr>
+      <w:r>
+        <w:rPr>
+          <w:rFonts w:ascii="Arial" w:hAnsi="Arial" w:cs="Arial"/>
+          <w:sz w:val="24"/>
+          <w:szCs w:val="24"/>
+        </w:rPr>
+        <w:t xml:space="preserve">“Design também comunica” – </w:t>
+      </w:r>
+      <w:r>
+        <w:rPr>
+          <w:rFonts w:cstheme="minorHAnsi"/>
+          <w:sz w:val="24"/>
+          <w:szCs w:val="24"/>
+        </w:rPr>
+        <w:t>não serifada</w:t>
+      </w:r>
+    </w:p>
+    <w:p>
+      <w:pPr>
+        <w:ind w:left="1080"/>
+        <w:rPr>
+          <w:sz w:val="24"/>
+          <w:szCs w:val="24"/>
+        </w:rPr>
+      </w:pPr>
+      <w:r>
+        <w:rPr>
+          <w:sz w:val="24"/>
+          <w:szCs w:val="24"/>
+        </w:rPr>
+        <w:t>- sensação : simplicidade</w:t>
+      </w:r>
+    </w:p>
+    <w:p>
+      <w:pPr>
+        <w:ind w:left="1080"/>
+        <w:rPr>
+          <w:sz w:val="24"/>
+          <w:szCs w:val="24"/>
+        </w:rPr>
+      </w:pPr>
+      <w:r>
+        <w:rPr>
+          <w:sz w:val="24"/>
+          <w:szCs w:val="24"/>
+        </w:rPr>
+        <w:t>- adequação : interfaces digitais</w:t>
+      </w:r>
+    </w:p>
+    <w:p>
+      <w:pPr>
+        <w:ind w:left="1080"/>
+        <w:rPr>
+          <w:sz w:val="24"/>
+          <w:szCs w:val="24"/>
+        </w:rPr>
+      </w:pPr>
+      <w:r>
+        <w:rPr>
+          <w:sz w:val="24"/>
+          <w:szCs w:val="24"/>
+        </w:rPr>
+        <w:t>- não é adequada : projetos de personalidade forte</w:t>
+      </w:r>
+    </w:p>
+    <w:p>
+      <w:pPr>
+        <w:ind w:left="1080"/>
+        <w:rPr>
+          <w:sz w:val="24"/>
+          <w:szCs w:val="24"/>
+        </w:rPr>
+      </w:pPr>
+    </w:p>
+    <w:p>
+      <w:pPr>
+        <w:pStyle w:val="PargrafodaLista"/>
+        <w:numPr>
+          <w:ilvl w:val="0"/>
+          <w:numId w:val="13"/>
+        </w:numPr>
+        <w:rPr>
+          <w:sz w:val="24"/>
+          <w:szCs w:val="24"/>
+        </w:rPr>
+      </w:pPr>
+      <w:r>
+        <w:rPr>
+          <w:rFonts w:ascii="Brush Script MT" w:hAnsi="Brush Script MT"/>
+          <w:sz w:val="24"/>
+          <w:szCs w:val="24"/>
+        </w:rPr>
+        <w:t xml:space="preserve">“Design também comunica” – </w:t>
+      </w:r>
+      <w:r>
+        <w:rPr>
+          <w:rFonts w:cstheme="minorHAnsi"/>
+          <w:sz w:val="24"/>
+          <w:szCs w:val="24"/>
+        </w:rPr>
+        <w:t>fonte script</w:t>
+      </w:r>
+    </w:p>
+    <w:p>
+      <w:pPr>
+        <w:ind w:left="1080"/>
+        <w:rPr>
+          <w:sz w:val="24"/>
+          <w:szCs w:val="24"/>
+        </w:rPr>
+      </w:pPr>
+      <w:r>
+        <w:rPr>
+          <w:sz w:val="24"/>
+          <w:szCs w:val="24"/>
+        </w:rPr>
+        <w:t>- sensação : mais formal</w:t>
+      </w:r>
+    </w:p>
+    <w:p>
+      <w:pPr>
+        <w:ind w:left="1080"/>
+        <w:rPr>
+          <w:sz w:val="24"/>
+          <w:szCs w:val="24"/>
+        </w:rPr>
+      </w:pPr>
+      <w:r>
+        <w:rPr>
+          <w:sz w:val="24"/>
+          <w:szCs w:val="24"/>
+        </w:rPr>
+        <w:t>- adequação : convites</w:t>
+      </w:r>
+    </w:p>
+    <w:p>
+      <w:pPr>
+        <w:ind w:left="1080"/>
+        <w:rPr>
+          <w:sz w:val="24"/>
+          <w:szCs w:val="24"/>
+        </w:rPr>
+      </w:pPr>
+      <w:r>
+        <w:rPr>
+          <w:sz w:val="24"/>
+          <w:szCs w:val="24"/>
+        </w:rPr>
+        <w:t>- não é adequado : textos informativos</w:t>
+      </w:r>
+    </w:p>
+    <w:p>
+      <w:pPr>
+        <w:ind w:left="1080"/>
+        <w:rPr>
+          <w:rFonts w:cstheme="minorHAnsi"/>
+          <w:sz w:val="24"/>
+          <w:szCs w:val="24"/>
+        </w:rPr>
+      </w:pPr>
+      <w:r>
+        <w:rPr>
+          <w:sz w:val="24"/>
+          <w:szCs w:val="24"/>
+        </w:rPr>
+        <w:lastRenderedPageBreak/>
+        <w:t xml:space="preserve">4) </w:t>
+      </w:r>
+      <w:r>
+        <w:rPr>
+          <w:rFonts w:ascii="Impact" w:hAnsi="Impact"/>
+          <w:sz w:val="24"/>
+          <w:szCs w:val="24"/>
+        </w:rPr>
+        <w:t xml:space="preserve">“Design também comunica” </w:t>
+      </w:r>
+      <w:r>
+        <w:rPr>
+          <w:rFonts w:cstheme="minorHAnsi"/>
+          <w:sz w:val="24"/>
+          <w:szCs w:val="24"/>
+        </w:rPr>
+        <w:t>– fonte display</w:t>
+      </w:r>
+    </w:p>
+    <w:p>
+      <w:pPr>
+        <w:ind w:left="1080"/>
+        <w:rPr>
+          <w:rFonts w:cstheme="minorHAnsi"/>
+          <w:sz w:val="24"/>
+          <w:szCs w:val="24"/>
+        </w:rPr>
+      </w:pPr>
+      <w:r>
+        <w:rPr>
+          <w:rFonts w:cstheme="minorHAnsi"/>
+          <w:sz w:val="24"/>
+          <w:szCs w:val="24"/>
+        </w:rPr>
+        <w:t xml:space="preserve">- sensação : importante </w:t>
+      </w:r>
+    </w:p>
+    <w:p>
+      <w:pPr>
+        <w:ind w:left="1080"/>
+        <w:rPr>
+          <w:rFonts w:cstheme="minorHAnsi"/>
+          <w:sz w:val="24"/>
+          <w:szCs w:val="24"/>
+        </w:rPr>
+      </w:pPr>
+      <w:r>
+        <w:rPr>
+          <w:rFonts w:cstheme="minorHAnsi"/>
+          <w:sz w:val="24"/>
+          <w:szCs w:val="24"/>
+        </w:rPr>
+        <w:t xml:space="preserve">- </w:t>
+      </w:r>
+      <w:r>
+        <w:rPr>
+          <w:rFonts w:cstheme="minorHAnsi"/>
+          <w:sz w:val="24"/>
+          <w:szCs w:val="24"/>
+        </w:rPr>
+        <w:t>adequação : títulos</w:t>
+      </w:r>
+    </w:p>
+    <w:p>
+      <w:pPr>
+        <w:ind w:left="1080"/>
+        <w:rPr>
+          <w:rFonts w:cstheme="minorHAnsi"/>
+          <w:sz w:val="24"/>
+          <w:szCs w:val="24"/>
+        </w:rPr>
+      </w:pPr>
+      <w:r>
+        <w:rPr>
+          <w:rFonts w:cstheme="minorHAnsi"/>
+          <w:sz w:val="24"/>
+          <w:szCs w:val="24"/>
+        </w:rPr>
+        <w:t>- não é adequado : textos longos</w:t>
+      </w:r>
+    </w:p>
+    <w:p>
+      <w:pPr>
+        <w:ind w:left="1080"/>
+        <w:rPr>
+          <w:rFonts w:cstheme="minorHAnsi"/>
+          <w:sz w:val="24"/>
+          <w:szCs w:val="24"/>
+        </w:rPr>
+      </w:pPr>
+    </w:p>
+    <w:p>
+      <w:pPr>
+        <w:pStyle w:val="PargrafodaLista"/>
+        <w:numPr>
+          <w:ilvl w:val="2"/>
+          <w:numId w:val="11"/>
+        </w:numPr>
+        <w:spacing w:before="240"/>
+        <w:rPr>
+          <w:rFonts w:cstheme="minorHAnsi"/>
+          <w:sz w:val="24"/>
+          <w:szCs w:val="24"/>
+        </w:rPr>
+      </w:pPr>
+      <w:r>
+        <w:rPr>
+          <w:rFonts w:ascii="Courier New" w:hAnsi="Courier New" w:cs="Courier New"/>
+          <w:sz w:val="24"/>
+          <w:szCs w:val="24"/>
+        </w:rPr>
+        <w:t xml:space="preserve">“Design também comunica” </w:t>
+      </w:r>
+      <w:r>
+        <w:rPr>
+          <w:rFonts w:cstheme="minorHAnsi"/>
+          <w:sz w:val="24"/>
+          <w:szCs w:val="24"/>
+        </w:rPr>
+        <w:t>– fontes monoespaçadas</w:t>
+      </w:r>
+    </w:p>
+    <w:p>
+      <w:pPr>
+        <w:spacing w:before="240"/>
+        <w:ind w:left="1800"/>
+        <w:rPr>
+          <w:rFonts w:cstheme="minorHAnsi"/>
+          <w:sz w:val="24"/>
+          <w:szCs w:val="24"/>
+        </w:rPr>
+      </w:pPr>
+      <w:r>
+        <w:rPr>
+          <w:rFonts w:cstheme="minorHAnsi"/>
+          <w:sz w:val="24"/>
+          <w:szCs w:val="24"/>
+        </w:rPr>
+        <w:t>- sensação : técnico</w:t>
+      </w:r>
+    </w:p>
+    <w:p>
+      <w:pPr>
+        <w:spacing w:before="240"/>
+        <w:ind w:left="1800"/>
+        <w:rPr>
+          <w:rFonts w:cstheme="minorHAnsi"/>
+          <w:sz w:val="24"/>
+          <w:szCs w:val="24"/>
+        </w:rPr>
+      </w:pPr>
+      <w:r>
+        <w:rPr>
+          <w:rFonts w:cstheme="minorHAnsi"/>
+          <w:sz w:val="24"/>
+          <w:szCs w:val="24"/>
+        </w:rPr>
+        <w:t>- adequação : editor de code</w:t>
+      </w:r>
+    </w:p>
+    <w:p>
+      <w:pPr>
+        <w:spacing w:before="240"/>
+        <w:ind w:left="1800"/>
+        <w:rPr>
+          <w:rFonts w:cstheme="minorHAnsi"/>
+          <w:sz w:val="24"/>
+          <w:szCs w:val="24"/>
+        </w:rPr>
+      </w:pPr>
+      <w:r>
+        <w:rPr>
+          <w:rFonts w:cstheme="minorHAnsi"/>
+          <w:sz w:val="24"/>
+          <w:szCs w:val="24"/>
+        </w:rPr>
+        <w:t>- não é adequada : materiais promocionais</w:t>
+      </w:r>
+    </w:p>
+    <w:p>
       <w:r>
         <w:pict w14:anchorId="12943F4B">
           <v:rect id="_x0000_i1031" style="width:0;height:1.5pt" o:hralign="center" o:hrstd="t" o:hr="t" fillcolor="#a0a0a0" stroked="f"/>
@@ -1345,6 +1496,45 @@
     </w:p>
     <w:p>
       <w:pPr>
+        <w:ind w:left="360"/>
+        <w:rPr>
+          <w:sz w:val="24"/>
+          <w:szCs w:val="24"/>
+        </w:rPr>
+      </w:pPr>
+      <w:r>
+        <w:rPr>
+          <w:sz w:val="24"/>
+          <w:szCs w:val="24"/>
+        </w:rPr>
+        <w:pict w14:anchorId="3C0E4A45">
+          <v:shapetype id="_x0000_t75" coordsize="21600,21600" o:spt="75" o:preferrelative="t" path="m@4@5l@4@11@9@11@9@5xe" filled="f" stroked="f">
+            <v:stroke joinstyle="miter"/>
+            <v:formulas>
+              <v:f eqn="if lineDrawn pixelLineWidth 0"/>
+              <v:f eqn="sum @0 1 0"/>
+              <v:f eqn="sum 0 0 @1"/>
+              <v:f eqn="prod @2 1 2"/>
+              <v:f eqn="prod @3 21600 pixelWidth"/>
+              <v:f eqn="prod @3 21600 pixelHeight"/>
+              <v:f eqn="sum @0 0 1"/>
+              <v:f eqn="prod @6 1 2"/>
+              <v:f eqn="prod @7 21600 pixelWidth"/>
+              <v:f eqn="sum @8 21600 0"/>
+              <v:f eqn="prod @7 21600 pixelHeight"/>
+              <v:f eqn="sum @10 21600 0"/>
+            </v:formulas>
+            <v:path o:extrusionok="f" gradientshapeok="t" o:connecttype="rect"/>
+            <o:lock v:ext="edit" aspectratio="t"/>
+          </v:shapetype>
+          <v:shape id="_x0000_i1034" type="#_x0000_t75" style="width:424.5pt;height:238.5pt">
+            <v:imagedata r:id="rId5" o:title="Captura de tela 2026-04-02 132333"/>
+          </v:shape>
+        </w:pict>
+      </w:r>
+    </w:p>
+    <w:p>
+      <w:pPr>
         <w:numPr>
           <w:ilvl w:val="0"/>
           <w:numId w:val="12"/>
@@ -1364,24 +1554,103 @@
     </w:p>
     <w:p>
       <w:pPr>
-        <w:numPr>
-          <w:ilvl w:val="0"/>
-          <w:numId w:val="12"/>
-        </w:numPr>
-        <w:rPr>
-          <w:sz w:val="24"/>
-          <w:szCs w:val="24"/>
-        </w:rPr>
-      </w:pPr>
-      <w:r>
-        <w:rPr>
-          <w:sz w:val="24"/>
-          <w:szCs w:val="24"/>
-        </w:rPr>
-        <w:t>Uma pequena simulação de código usando fonte Monoespaçada</w:t>
-      </w:r>
-    </w:p>
-    <w:p/>
+        <w:ind w:left="360"/>
+        <w:rPr>
+          <w:sz w:val="24"/>
+          <w:szCs w:val="24"/>
+        </w:rPr>
+      </w:pPr>
+      <w:r>
+        <w:rPr>
+          <w:sz w:val="24"/>
+          <w:szCs w:val="24"/>
+        </w:rPr>
+        <w:lastRenderedPageBreak/>
+        <w:pict w14:anchorId="7B1A2B2A">
+          <v:shape id="_x0000_i1035" type="#_x0000_t75" style="width:425.25pt;height:239.25pt">
+            <v:imagedata r:id="rId6" o:title="Captura de tela 2026-04-02 132341"/>
+          </v:shape>
+        </w:pict>
+      </w:r>
+    </w:p>
+    <w:p>
+      <w:pPr>
+        <w:rPr>
+          <w:sz w:val="24"/>
+          <w:szCs w:val="24"/>
+        </w:rPr>
+      </w:pPr>
+    </w:p>
+    <w:p>
+      <w:pPr>
+        <w:rPr>
+          <w:sz w:val="24"/>
+          <w:szCs w:val="24"/>
+        </w:rPr>
+      </w:pPr>
+      <w:r>
+        <w:rPr>
+          <w:sz w:val="24"/>
+          <w:szCs w:val="24"/>
+        </w:rPr>
+        <w:pict w14:anchorId="0DAF970D">
+          <v:shape id="_x0000_i1048" type="#_x0000_t75" style="width:424.5pt;height:237.75pt">
+            <v:imagedata r:id="rId7" o:title="Captura de tela 2026-04-02 132352"/>
+          </v:shape>
+        </w:pict>
+      </w:r>
+    </w:p>
+    <w:p>
+      <w:pPr>
+        <w:rPr>
+          <w:sz w:val="24"/>
+          <w:szCs w:val="24"/>
+        </w:rPr>
+      </w:pPr>
+      <w:r>
+        <w:rPr>
+          <w:sz w:val="24"/>
+          <w:szCs w:val="24"/>
+        </w:rPr>
+        <w:lastRenderedPageBreak/>
+        <w:pict w14:anchorId="1D6190E9">
+          <v:shape id="_x0000_i1049" type="#_x0000_t75" style="width:424.5pt;height:239.25pt">
+            <v:imagedata r:id="rId8" o:title="Captura de tela 2026-04-02 132358"/>
+          </v:shape>
+        </w:pict>
+      </w:r>
+    </w:p>
+    <w:p>
+      <w:pPr>
+        <w:rPr>
+          <w:sz w:val="24"/>
+          <w:szCs w:val="24"/>
+        </w:rPr>
+      </w:pPr>
+      <w:r>
+        <w:rPr>
+          <w:sz w:val="24"/>
+          <w:szCs w:val="24"/>
+        </w:rPr>
+        <w:pict w14:anchorId="1ACB0139">
+          <v:shape id="_x0000_i1050" type="#_x0000_t75" style="width:424.5pt;height:237.75pt">
+            <v:imagedata r:id="rId9" o:title="Captura de tela 2026-04-02 132409"/>
+          </v:shape>
+        </w:pict>
+      </w:r>
+    </w:p>
+    <w:p>
+      <w:pPr>
+        <w:rPr>
+          <w:sz w:val="24"/>
+          <w:szCs w:val="24"/>
+        </w:rPr>
+      </w:pPr>
+    </w:p>
+    <w:p>
+      <w:bookmarkStart w:id="0" w:name="_GoBack"/>
+      <w:bookmarkEnd w:id="0"/>
+    </w:p>
     <w:sectPr>
       <w:pgSz w:w="11906" w:h="16838"/>
       <w:pgMar w:top="1417" w:right="1701" w:bottom="1417" w:left="1701" w:header="708" w:footer="708" w:gutter="0"/>
@@ -2885,6 +3154,95 @@
     </w:lvl>
   </w:abstractNum>
   <w:abstractNum w:abstractNumId="10" w15:restartNumberingAfterBreak="0">
+    <w:nsid w:val="4C2159F6"/>
+    <w:multiLevelType w:val="hybridMultilevel"/>
+    <w:tmpl w:val="07883526"/>
+    <w:lvl w:ilvl="0" w:tplc="95DA4FB4">
+      <w:start w:val="1"/>
+      <w:numFmt w:val="decimal"/>
+      <w:lvlText w:val="%1)"/>
+      <w:lvlJc w:val="left"/>
+      <w:pPr>
+        <w:ind w:left="1440" w:hanging="360"/>
+      </w:pPr>
+      <w:rPr>
+        <w:rFonts w:hint="default"/>
+      </w:rPr>
+    </w:lvl>
+    <w:lvl w:ilvl="1" w:tplc="04160019" w:tentative="1">
+      <w:start w:val="1"/>
+      <w:numFmt w:val="lowerLetter"/>
+      <w:lvlText w:val="%2."/>
+      <w:lvlJc w:val="left"/>
+      <w:pPr>
+        <w:ind w:left="2160" w:hanging="360"/>
+      </w:pPr>
+    </w:lvl>
+    <w:lvl w:ilvl="2" w:tplc="0416001B" w:tentative="1">
+      <w:start w:val="1"/>
+      <w:numFmt w:val="lowerRoman"/>
+      <w:lvlText w:val="%3."/>
+      <w:lvlJc w:val="right"/>
+      <w:pPr>
+        <w:ind w:left="2880" w:hanging="180"/>
+      </w:pPr>
+    </w:lvl>
+    <w:lvl w:ilvl="3" w:tplc="0416000F" w:tentative="1">
+      <w:start w:val="1"/>
+      <w:numFmt w:val="decimal"/>
+      <w:lvlText w:val="%4."/>
+      <w:lvlJc w:val="left"/>
+      <w:pPr>
+        <w:ind w:left="3600" w:hanging="360"/>
+      </w:pPr>
+    </w:lvl>
+    <w:lvl w:ilvl="4" w:tplc="04160019" w:tentative="1">
+      <w:start w:val="1"/>
+      <w:numFmt w:val="lowerLetter"/>
+      <w:lvlText w:val="%5."/>
+      <w:lvlJc w:val="left"/>
+      <w:pPr>
+        <w:ind w:left="4320" w:hanging="360"/>
+      </w:pPr>
+    </w:lvl>
+    <w:lvl w:ilvl="5" w:tplc="0416001B" w:tentative="1">
+      <w:start w:val="1"/>
+      <w:numFmt w:val="lowerRoman"/>
+      <w:lvlText w:val="%6."/>
+      <w:lvlJc w:val="right"/>
+      <w:pPr>
+        <w:ind w:left="5040" w:hanging="180"/>
+      </w:pPr>
+    </w:lvl>
+    <w:lvl w:ilvl="6" w:tplc="0416000F" w:tentative="1">
+      <w:start w:val="1"/>
+      <w:numFmt w:val="decimal"/>
+      <w:lvlText w:val="%7."/>
+      <w:lvlJc w:val="left"/>
+      <w:pPr>
+        <w:ind w:left="5760" w:hanging="360"/>
+      </w:pPr>
+    </w:lvl>
+    <w:lvl w:ilvl="7" w:tplc="04160019" w:tentative="1">
+      <w:start w:val="1"/>
+      <w:numFmt w:val="lowerLetter"/>
+      <w:lvlText w:val="%8."/>
+      <w:lvlJc w:val="left"/>
+      <w:pPr>
+        <w:ind w:left="6480" w:hanging="360"/>
+      </w:pPr>
+    </w:lvl>
+    <w:lvl w:ilvl="8" w:tplc="0416001B" w:tentative="1">
+      <w:start w:val="1"/>
+      <w:numFmt w:val="lowerRoman"/>
+      <w:lvlText w:val="%9."/>
+      <w:lvlJc w:val="right"/>
+      <w:pPr>
+        <w:ind w:left="7200" w:hanging="180"/>
+      </w:pPr>
+    </w:lvl>
+  </w:abstractNum>
+  <w:abstractNum w:abstractNumId="11" w15:restartNumberingAfterBreak="0">
     <w:nsid w:val="6E46541C"/>
     <w:multiLevelType w:val="multilevel"/>
     <w:tmpl w:val="F45888F8"/>
@@ -3033,10 +3391,10 @@
       </w:rPr>
     </w:lvl>
   </w:abstractNum>
-  <w:abstractNum w:abstractNumId="11" w15:restartNumberingAfterBreak="0">
+  <w:abstractNum w:abstractNumId="12" w15:restartNumberingAfterBreak="0">
     <w:nsid w:val="79C07E99"/>
     <w:multiLevelType w:val="multilevel"/>
-    <w:tmpl w:val="0968380E"/>
+    <w:tmpl w:val="63BA5E74"/>
     <w:lvl w:ilvl="0">
       <w:start w:val="1"/>
       <w:numFmt w:val="decimal"/>
@@ -3065,17 +3423,17 @@
         <w:sz w:val="20"/>
       </w:rPr>
     </w:lvl>
-    <w:lvl w:ilvl="2" w:tentative="1">
-      <w:start w:val="1"/>
+    <w:lvl w:ilvl="2">
+      <w:start w:val="5"/>
       <w:numFmt w:val="decimal"/>
-      <w:lvlText w:val="%3."/>
-      <w:lvlJc w:val="left"/>
-      <w:pPr>
-        <w:tabs>
-          <w:tab w:val="num" w:pos="2160"/>
-        </w:tabs>
+      <w:lvlText w:val="%3)"/>
+      <w:lvlJc w:val="left"/>
+      <w:pPr>
         <w:ind w:left="2160" w:hanging="360"/>
       </w:pPr>
+      <w:rPr>
+        <w:rFonts w:hint="default"/>
+      </w:rPr>
     </w:lvl>
     <w:lvl w:ilvl="3" w:tentative="1">
       <w:start w:val="1"/>
@@ -3166,7 +3524,7 @@
     <w:abstractNumId w:val="9"/>
   </w:num>
   <w:num w:numId="6">
-    <w:abstractNumId w:val="10"/>
+    <w:abstractNumId w:val="11"/>
   </w:num>
   <w:num w:numId="7">
     <w:abstractNumId w:val="3"/>
@@ -3181,10 +3539,13 @@
     <w:abstractNumId w:val="5"/>
   </w:num>
   <w:num w:numId="11">
-    <w:abstractNumId w:val="11"/>
+    <w:abstractNumId w:val="12"/>
   </w:num>
   <w:num w:numId="12">
     <w:abstractNumId w:val="2"/>
+  </w:num>
+  <w:num w:numId="13">
+    <w:abstractNumId w:val="10"/>
   </w:num>
 </w:numbering>
 </file>
